--- a/site/files/ai-believes/reverse-turing-conversation-he.docx
+++ b/site/files/ai-believes/reverse-turing-conversation-he.docx
@@ -12,7 +12,7 @@
         <w:drawing>
           <wp:inline xmlns:a="http://schemas.openxmlformats.org/drawingml/2006/main" xmlns:pic="http://schemas.openxmlformats.org/drawingml/2006/picture">
             <wp:extent cx="5303520" cy="3409406"/>
-            <wp:docPr id="1" name="Picture 1"/>
+            <wp:docPr id="1" name="Picture 1" descr="איור במסמך: reverse turing conversation he, תמונה 1" title="איור במסמך: reverse turing conversation he, תמונה 1"/>
             <wp:cNvGraphicFramePr>
               <a:graphicFrameLocks noChangeAspect="1"/>
             </wp:cNvGraphicFramePr>
@@ -20,7 +20,7 @@
               <a:graphicData uri="http://schemas.openxmlformats.org/drawingml/2006/picture">
                 <pic:pic>
                   <pic:nvPicPr>
-                    <pic:cNvPr id="0" name="ai_believes_02.png"/>
+                    <pic:cNvPr id="0" name="ai_believes_02.png" descr="איור במסמך: reverse turing conversation he, תמונה 1"/>
                     <pic:cNvPicPr/>
                   </pic:nvPicPr>
                   <pic:blipFill>
